--- a/assets/docx/job-57_cover.docx
+++ b/assets/docx/job-57_cover.docx
@@ -64,37 +64,32 @@
     <w:p/>
     <w:p>
       <w:r>
-        <w:t>The work you describe for this team is specimen collection/support; CPT-I commonly</w:t>
+        <w:t>The work you describe for this team is specimen collection/support. That is close to work</w:t>
       </w:r>
     </w:p>
     <w:p>
       <w:r>
-        <w:t>required; Chinese language strongly.... That is close to work I have actually done:</w:t>
+        <w:t>I have actually done: extracting, aliquoting, labeling and tracking samples so the chain</w:t>
       </w:r>
     </w:p>
     <w:p>
       <w:r>
-        <w:t>extracting, aliquoting, labeling and tracking samples so the chain of records stays</w:t>
+        <w:t>of records stays intact. I am comfortable being the person who keeps a bench tidy, a</w:t>
       </w:r>
     </w:p>
     <w:p>
       <w:r>
-        <w:t>intact. I am comfortable being the person who keeps a bench tidy, a record complete and a</w:t>
+        <w:t>record complete and a schedule kept. The last decade of running property operations on</w:t>
       </w:r>
     </w:p>
     <w:p>
       <w:r>
-        <w:t>schedule kept. The last decade of running property operations on contract sharpened</w:t>
+        <w:t>contract sharpened exactly that: inventory, vendor scheduling, compliance paperwork and</w:t>
       </w:r>
     </w:p>
     <w:p>
       <w:r>
-        <w:t>exactly that: inventory, vendor scheduling, compliance paperwork and receipts that</w:t>
-      </w:r>
-    </w:p>
-    <w:p>
-      <w:r>
-        <w:t>reconcile.</w:t>
+        <w:t>receipts that reconcile.</w:t>
       </w:r>
     </w:p>
     <w:p/>
@@ -498,10 +493,6 @@
     <w:name w:val="Normal"/>
     <w:qFormat/>
     <w:rsid w:val="00FC693F"/>
-    <w:rPr>
-      <w:rFonts w:ascii="Calibri" w:hAnsi="Calibri"/>
-      <w:sz w:val="21"/>
-    </w:rPr>
   </w:style>
   <w:style w:type="paragraph" w:styleId="Header">
     <w:name w:val="header"/>
